--- a/ru/wisdom-stories/just-verdict-of-the-frankfurt-judge.docx
+++ b/ru/wisdom-stories/just-verdict-of-the-frankfurt-judge.docx
@@ -4,176 +4,89 @@
   <w:body>
     <w:p>
       <w:pPr>
-        <w:spacing w:before="0" w:after="60"/>
-        <w:jc w:val="left"/>
+        <w:pStyle w:val="Title"/>
       </w:pPr>
       <w:r>
-        <w:rPr>
-          <w:rFonts w:ascii="Arial" w:hAnsi="Arial" w:eastAsia="Arial"/>
-          <w:i w:val="0"/>
-          <w:color w:val="000000"/>
-          <w:sz w:val="52"/>
-        </w:rPr>
         <w:t>Справедливый вердикт франкфуртского судьи</w:t>
       </w:r>
     </w:p>
     <w:p>
-      <w:pPr>
-        <w:jc w:val="left"/>
-      </w:pPr>
+      <w:pPr/>
       <w:r>
-        <w:rPr>
-          <w:rFonts w:ascii="Arial" w:hAnsi="Arial" w:eastAsia="Arial"/>
-          <w:i w:val="0"/>
-          <w:color w:val="000000"/>
-          <w:sz w:val="22"/>
-        </w:rPr>
         <w:t>Этот случай был зафиксирован в городе Франкфурте в 1506 году. Купец потерял в дороге сумку с 800 гульденами. Случайно проходивший мимо плотник нашел сумку. Плотник, будучи крайне религиозным человеком, никому не сказал о находке, полагая, что невозможно не заметить пропажу такой суммы, и владелец обязательно будет ее искать.</w:t>
       </w:r>
     </w:p>
     <w:p>
-      <w:pPr>
-        <w:jc w:val="left"/>
-      </w:pPr>
+      <w:pPr/>
       <w:r>
-        <w:rPr>
-          <w:rFonts w:ascii="Arial" w:hAnsi="Arial" w:eastAsia="Arial"/>
-          <w:i w:val="0"/>
-          <w:color w:val="000000"/>
-          <w:sz w:val="22"/>
-        </w:rPr>
         <w:t>Однажды плотник пошел в церковь на богослужение. После службы монах объявил прихожанам, что купец, приехавший во Франкфурт, потерял свои 800 гульденов, и пообещал награду в 100 гульденов тому, кто их найдет.</w:t>
       </w:r>
     </w:p>
     <w:p>
       <w:pPr>
-        <w:jc w:val="left"/>
+        <w:spacing w:after="80"/>
       </w:pPr>
       <w:r>
-        <w:rPr>
-          <w:rFonts w:ascii="Arial" w:hAnsi="Arial" w:eastAsia="Arial"/>
-          <w:i w:val="0"/>
-          <w:color w:val="000000"/>
-          <w:sz w:val="22"/>
-        </w:rPr>
         <w:t>Услышав это, плотник взял найденные деньги, пошел в церковь и передал сумку монаху.</w:t>
       </w:r>
     </w:p>
     <w:p>
-      <w:pPr>
-        <w:jc w:val="left"/>
-      </w:pPr>
+      <w:pPr/>
       <w:r>
-        <w:rPr>
-          <w:rFonts w:ascii="Arial" w:hAnsi="Arial" w:eastAsia="Arial"/>
-          <w:i w:val="0"/>
-          <w:color w:val="000000"/>
-          <w:sz w:val="22"/>
-        </w:rPr>
-        <w:t>Куперцу сообщили, что его деньги найдены; Он пошёл в церковь и взял сумку, но отказался заплатить плотнику обещанные 100 гульденов — он дал ему только 5 гульденов. Плотник просит купца сдержать обещание. Жадный купец утверждает, что у него в кошельке 900 гульденов, а не 800, чтобы избежать выплаты 100 гульденов, и что плотник взял деньги из сумки. Монах вмешивается в спор, чтобы защитить плотника: он говорит, что знает его, что тот честный человек и никогда бы так не поступил. Спор накаляется. Монах ведёт купца и плотника в городской суд.</w:t>
+        <w:t>Купцу сообщили о находке. Он забрал сумку, но вместо обещанных ста гульденов предложил плотнику пять. Когда тот напомнил об уговоре, купец заявил, что потерял девятьсот гульденов: значит, сотню нашедший уже присвоил. Монах вступился за плотника, которого знал как честного человека. Спор разгорелся, и все трое отправились в городской суд.</w:t>
       </w:r>
     </w:p>
     <w:p>
-      <w:pPr>
-        <w:jc w:val="left"/>
-      </w:pPr>
+      <w:pPr/>
       <w:r>
-        <w:rPr>
-          <w:rFonts w:ascii="Arial" w:hAnsi="Arial" w:eastAsia="Arial"/>
-          <w:i w:val="0"/>
-          <w:color w:val="000000"/>
-          <w:sz w:val="22"/>
-        </w:rPr>
         <w:t>Судебный процесс начинается. Судья просит купца поклясться, положив руку на Библию, что он потерял свои 900 гульденов. Купец, не колеблясь, кладёт руку на Библию и клянётся. Судья также требует от плотника поклясться, что он нашел 800 гульденов. Плотник также кладет руку на Библию и клянется.</w:t>
       </w:r>
     </w:p>
     <w:p>
-      <w:pPr>
-        <w:jc w:val="left"/>
-      </w:pPr>
+      <w:pPr/>
       <w:r>
-        <w:rPr>
-          <w:rFonts w:ascii="Arial" w:hAnsi="Arial" w:eastAsia="Arial"/>
-          <w:i w:val="0"/>
-          <w:color w:val="000000"/>
-          <w:sz w:val="22"/>
-        </w:rPr>
         <w:t>Все с нетерпением ждут решения судьи. Судья говорит, что все ясно как день, и объясняет свое решение следующим образом:</w:t>
       </w:r>
     </w:p>
     <w:p>
       <w:pPr>
-        <w:jc w:val="left"/>
+        <w:keepNext/>
       </w:pPr>
       <w:r>
-        <w:rPr>
-          <w:rFonts w:ascii="Arial" w:hAnsi="Arial" w:eastAsia="Arial"/>
-          <w:i w:val="0"/>
-          <w:color w:val="000000"/>
-          <w:sz w:val="22"/>
-        </w:rPr>
         <w:t>— Плотник нашел 800 гульденов, а купец потерял 900 гульденов. Следовательно, деньги, которые нашел плотник, не принадлежат купцу. Поэтому, поскольку владелец не найден, эти 800 гульденов отдаются плотнику. Купец может продолжать поиски потерянных им 900 гульденов.</w:t>
       </w:r>
     </w:p>
     <w:p>
       <w:pPr>
-        <w:pStyle w:val="Moral"/>
         <w:keepNext/>
         <w:keepLines/>
-        <w:widowControl/>
-        <w:spacing w:before="240" w:after="180" w:line="283" w:lineRule="auto"/>
-        <w:ind w:left="240" w:right="240"/>
-        <w:jc w:val="left"/>
-        <w:pBdr>
-          <w:top w:val="single" w:sz="8" w:space="7" w:color="E8D59A"/>
-          <w:left w:val="single" w:sz="32" w:space="11" w:color="C6A23A"/>
-          <w:bottom w:val="single" w:sz="8" w:space="7" w:color="E8D59A"/>
-          <w:right w:val="single" w:sz="8" w:space="11" w:color="E8D59A"/>
-        </w:pBdr>
-        <w:shd w:val="clear" w:color="auto" w:fill="FFF8E1"/>
+        <w:spacing w:before="160"/>
       </w:pPr>
       <w:r>
         <w:rPr>
-          <w:rFonts w:ascii="Arial" w:hAnsi="Arial" w:eastAsia="Arial" w:cs="Arial"/>
           <w:b/>
-          <w:i w:val="0"/>
-          <w:color w:val="9A7417"/>
-          <w:sz w:val="22"/>
         </w:rPr>
-        <w:t xml:space="preserve">Мораль: </w:t>
+        <w:t>Мораль:</w:t>
       </w:r>
       <w:r>
-        <w:rPr>
-          <w:rFonts w:ascii="Arial" w:hAnsi="Arial" w:eastAsia="Arial" w:cs="Arial"/>
-          <w:b w:val="0"/>
-          <w:i w:val="0"/>
-          <w:color w:val="3F3826"/>
-          <w:sz w:val="22"/>
-        </w:rPr>
-        <w:t>Жадность заманивает человека в ловушку. Скупой человек, отрицающий правду, в конце концов становится жертвой собственной лжи; справедливость на стороне праведника.</w:t>
+        <w:t xml:space="preserve"> Жадность заманивает человека в ловушку. Скупой человек, отрицающий правду, в конце концов становится жертвой собственной лжи; справедливость на стороне праведника.</w:t>
       </w:r>
     </w:p>
     <w:p>
       <w:pPr>
-        <w:keepLines/>
-        <w:widowControl/>
-        <w:spacing w:before="60" w:after="0" w:line="240" w:lineRule="auto"/>
-        <w:jc w:val="right"/>
+        <w:spacing w:after="80"/>
       </w:pPr>
       <w:r>
         <w:rPr>
-          <w:rFonts w:ascii="Arial" w:hAnsi="Arial" w:eastAsia="Arial" w:cs="Arial"/>
-          <w:b w:val="0"/>
           <w:i/>
-          <w:color w:val="8A7950"/>
-          <w:sz w:val="17"/>
+          <w:sz w:val="18"/>
         </w:rPr>
         <w:t>«История взята из открытых источников Интернета.»</w:t>
       </w:r>
     </w:p>
     <w:sectPr>
-      <w:pgSz w:w="12240" w:h="15840"/>
-      <w:pgMar w:top="1440" w:right="1440" w:bottom="1440" w:left="1440" w:header="708" w:footer="708" w:gutter="0"/>
+      <w:pgSz w:w="11909" w:h="16834"/>
+      <w:pgMar w:top="1152" w:right="1224" w:bottom="1152" w:left="1224" w:header="720" w:footer="720" w:gutter="0"/>
       <w:cols w:space="720"/>
       <w:docGrid w:linePitch="360"/>
     </w:sectPr>
@@ -545,12 +458,14 @@
     <w:qFormat/>
     <w:rsid w:val="00FC693F"/>
     <w:pPr>
-      <w:spacing w:before="0" w:after="160" w:line="276" w:lineRule="auto"/>
+      <w:widowControl/>
+      <w:spacing w:after="120" w:line="269" w:lineRule="auto"/>
     </w:pPr>
     <w:rPr>
-      <w:rFonts w:ascii="Arial" w:hAnsi="Arial" w:eastAsia="Arial"/>
+      <w:rFonts w:ascii="Arial" w:hAnsi="Arial"/>
       <w:color w:val="000000"/>
       <w:sz w:val="22"/>
+      <w:lang w:val="ru-RU"/>
     </w:rPr>
   </w:style>
   <w:style w:type="paragraph" w:styleId="Header">
@@ -894,18 +809,20 @@
     <w:qFormat/>
     <w:rsid w:val="00FC693F"/>
     <w:pPr>
+      <w:keepNext/>
       <w:pBdr>
         <w:bottom w:val="single" w:sz="8" w:space="4" w:color="4F81BD" w:themeColor="accent1"/>
       </w:pBdr>
-      <w:spacing w:after="300" w:line="240" w:lineRule="auto"/>
+      <w:spacing w:after="280" w:line="240" w:lineRule="auto"/>
       <w:contextualSpacing/>
     </w:pPr>
     <w:rPr>
-      <w:rFonts w:asciiTheme="majorHAnsi" w:eastAsiaTheme="majorEastAsia" w:hAnsiTheme="majorHAnsi" w:cstheme="majorBidi"/>
-      <w:color w:val="17365D" w:themeColor="text2" w:themeShade="BF"/>
+      <w:rFonts w:asciiTheme="majorHAnsi" w:eastAsiaTheme="majorEastAsia" w:hAnsiTheme="majorHAnsi" w:cstheme="majorBidi" w:ascii="Arial" w:hAnsi="Arial"/>
+      <w:b/>
+      <w:color w:val="000000"/>
       <w:spacing w:val="5"/>
       <w:kern w:val="28"/>
-      <w:sz w:val="52"/>
+      <w:sz w:val="34"/>
       <w:szCs w:val="52"/>
     </w:rPr>
   </w:style>
@@ -12234,18 +12151,6 @@
         <w:shd w:val="clear" w:color="auto" w:fill="FBCAA2" w:themeFill="accent6" w:themeFillTint="7F"/>
       </w:tcPr>
     </w:tblStylePr>
-  </w:style>
-  <w:style w:type="paragraph" w:customStyle="1" w:styleId="Moral">
-    <w:name w:val="Moral"/>
-    <w:basedOn w:val="Normal"/>
-    <w:pPr>
-      <w:spacing w:before="160" w:after="0" w:line="276" w:lineRule="auto"/>
-    </w:pPr>
-    <w:rPr>
-      <w:rFonts w:ascii="Arial" w:hAnsi="Arial" w:eastAsia="Arial"/>
-      <w:i/>
-      <w:sz w:val="22"/>
-    </w:rPr>
   </w:style>
 </w:styles>
 </file>

--- a/ru/wisdom-stories/just-verdict-of-the-frankfurt-judge.docx
+++ b/ru/wisdom-stories/just-verdict-of-the-frankfurt-judge.docx
@@ -33,13 +33,13 @@
     <w:p>
       <w:pPr/>
       <w:r>
-        <w:t>Купцу сообщили о находке. Он забрал сумку, но вместо обещанных ста гульденов предложил плотнику пять. Когда тот напомнил об уговоре, купец заявил, что потерял девятьсот гульденов: значит, сотню нашедший уже присвоил. Монах вступился за плотника, которого знал как честного человека. Спор разгорелся, и все трое отправились в городской суд.</w:t>
+        <w:t>Купцу сообщили о находке. Он забрал сумку, но вместо обещанных ста гульденов предложил плотнику пять. Когда тот напомнил об уговоре, купец заявил, что потерял девятьсот гульденов: значит, часть денег нашедший уже присвоил. Монах вступился за плотника, которого знал как честного человека. Спор разгорелся, и монах отвёл их обоих в городской суд.</w:t>
       </w:r>
     </w:p>
     <w:p>
       <w:pPr/>
       <w:r>
-        <w:t>Судебный процесс начинается. Судья просит купца поклясться, положив руку на Библию, что он потерял свои 900 гульденов. Купец, не колеблясь, кладёт руку на Библию и клянётся. Судья также требует от плотника поклясться, что он нашел 800 гульденов. Плотник также кладет руку на Библию и клянется.</w:t>
+        <w:t>Судебный процесс начинается. Судья просит купца поклясться, положив руку на Евангелие, что он потерял свои 900 гульденов. Купец, не колеблясь, кладёт руку на Евангелие и клянётся. Судья также требует от плотника поклясться, что он нашел 800 гульденов. Плотник также кладет руку на Евангелие и клянется.</w:t>
       </w:r>
     </w:p>
     <w:p>
@@ -66,11 +66,9 @@
         <w:rPr>
           <w:b/>
         </w:rPr>
-        <w:t>Мораль:</w:t>
+        <w:t>Мораль: Жадность заманивает человека в ловушку. Скупой человек, отрицающий правду, в конце концов становится жертвой собственной лжи; справедливость на стороне праведника.</w:t>
       </w:r>
-      <w:r>
-        <w:t xml:space="preserve"> Жадность заманивает человека в ловушку. Скупой человек, отрицающий правду, в конце концов становится жертвой собственной лжи; справедливость на стороне праведника.</w:t>
-      </w:r>
+      <w:r/>
     </w:p>
     <w:p>
       <w:pPr>
@@ -81,7 +79,7 @@
           <w:i/>
           <w:sz w:val="18"/>
         </w:rPr>
-        <w:t>«История взята из открытых источников Интернета.»</w:t>
+        <w:t>Рассказы взяты из открытых интернет-источников, а иллюстрации созданы с помощью ИИ.</w:t>
       </w:r>
     </w:p>
     <w:sectPr>
